--- a/docs/specs/phase-1-foundation.docx
+++ b/docs/specs/phase-1-foundation.docx
@@ -23,8 +23,8 @@
         </w:tblBorders>
       </w:tblPr>
       <w:tblGrid>
-        <w:gridCol w:w="1809"/>
-        <w:gridCol w:w="7551"/>
+        <w:gridCol w:w="1832"/>
+        <w:gridCol w:w="7528"/>
       </w:tblGrid>
       <w:tr>
         <w:trPr>
@@ -33,7 +33,7 @@
         </w:trPr>
         <w:tc>
           <w:tcPr>
-            <w:tcW w:type="dxa" w:w="1809"/>
+            <w:tcW w:type="dxa" w:w="1832"/>
             <w:tcBorders>
               <w:top w:val="single" w:color="BFBFBF" w:sz="4"/>
               <w:left w:val="single" w:color="BFBFBF" w:sz="4"/>
@@ -62,7 +62,7 @@
         </w:tc>
         <w:tc>
           <w:tcPr>
-            <w:tcW w:type="dxa" w:w="7551"/>
+            <w:tcW w:type="dxa" w:w="7528"/>
             <w:tcBorders>
               <w:top w:val="single" w:color="BFBFBF" w:sz="4"/>
               <w:left w:val="single" w:color="BFBFBF" w:sz="4"/>
@@ -87,7 +87,7 @@
         </w:trPr>
         <w:tc>
           <w:tcPr>
-            <w:tcW w:type="dxa" w:w="1809"/>
+            <w:tcW w:type="dxa" w:w="1832"/>
             <w:tcBorders>
               <w:top w:val="single" w:color="BFBFBF" w:sz="4"/>
               <w:left w:val="single" w:color="BFBFBF" w:sz="4"/>
@@ -113,39 +113,39 @@
         </w:tc>
         <w:tc>
           <w:tcPr>
-            <w:tcW w:type="dxa" w:w="7551"/>
-            <w:tcBorders>
-              <w:top w:val="single" w:color="BFBFBF" w:sz="4"/>
-              <w:left w:val="single" w:color="BFBFBF" w:sz="4"/>
-              <w:bottom w:val="single" w:color="BFBFBF" w:sz="4"/>
-              <w:right w:val="single" w:color="BFBFBF" w:sz="4"/>
-            </w:tcBorders>
-            <w:tcMar>
-              <w:top w:type="dxa" w:w="60"/>
-              <w:left w:type="dxa" w:w="100"/>
-              <w:bottom w:type="dxa" w:w="60"/>
-              <w:right w:type="dxa" w:w="100"/>
-            </w:tcMar>
-          </w:tcPr>
-          <w:p>
-            <w:r>
-              <w:rPr>
-                <w:sz w:val="20"/>
-                <w:szCs w:val="20"/>
-              </w:rPr>
-              <w:t xml:space="preserve">4</w:t>
-            </w:r>
-          </w:p>
-        </w:tc>
-      </w:tr>
-      <w:tr>
-        <w:trPr>
-          <w:cantSplit/>
-          <w:tblHeader w:val="off"/>
-        </w:trPr>
-        <w:tc>
-          <w:tcPr>
-            <w:tcW w:type="dxa" w:w="1809"/>
+            <w:tcW w:type="dxa" w:w="7528"/>
+            <w:tcBorders>
+              <w:top w:val="single" w:color="BFBFBF" w:sz="4"/>
+              <w:left w:val="single" w:color="BFBFBF" w:sz="4"/>
+              <w:bottom w:val="single" w:color="BFBFBF" w:sz="4"/>
+              <w:right w:val="single" w:color="BFBFBF" w:sz="4"/>
+            </w:tcBorders>
+            <w:tcMar>
+              <w:top w:type="dxa" w:w="60"/>
+              <w:left w:type="dxa" w:w="100"/>
+              <w:bottom w:type="dxa" w:w="60"/>
+              <w:right w:type="dxa" w:w="100"/>
+            </w:tcMar>
+          </w:tcPr>
+          <w:p>
+            <w:r>
+              <w:rPr>
+                <w:sz w:val="20"/>
+                <w:szCs w:val="20"/>
+              </w:rPr>
+              <w:t xml:space="preserve">5</w:t>
+            </w:r>
+          </w:p>
+        </w:tc>
+      </w:tr>
+      <w:tr>
+        <w:trPr>
+          <w:cantSplit/>
+          <w:tblHeader w:val="off"/>
+        </w:trPr>
+        <w:tc>
+          <w:tcPr>
+            <w:tcW w:type="dxa" w:w="1832"/>
             <w:tcBorders>
               <w:top w:val="single" w:color="BFBFBF" w:sz="4"/>
               <w:left w:val="single" w:color="BFBFBF" w:sz="4"/>
@@ -171,7 +171,7 @@
         </w:tc>
         <w:tc>
           <w:tcPr>
-            <w:tcW w:type="dxa" w:w="7551"/>
+            <w:tcW w:type="dxa" w:w="7528"/>
             <w:tcBorders>
               <w:top w:val="single" w:color="BFBFBF" w:sz="4"/>
               <w:left w:val="single" w:color="BFBFBF" w:sz="4"/>
@@ -205,7 +205,7 @@
         </w:trPr>
         <w:tc>
           <w:tcPr>
-            <w:tcW w:type="dxa" w:w="1809"/>
+            <w:tcW w:type="dxa" w:w="1832"/>
             <w:tcBorders>
               <w:top w:val="single" w:color="BFBFBF" w:sz="4"/>
               <w:left w:val="single" w:color="BFBFBF" w:sz="4"/>
@@ -231,39 +231,39 @@
         </w:tc>
         <w:tc>
           <w:tcPr>
-            <w:tcW w:type="dxa" w:w="7551"/>
-            <w:tcBorders>
-              <w:top w:val="single" w:color="BFBFBF" w:sz="4"/>
-              <w:left w:val="single" w:color="BFBFBF" w:sz="4"/>
-              <w:bottom w:val="single" w:color="BFBFBF" w:sz="4"/>
-              <w:right w:val="single" w:color="BFBFBF" w:sz="4"/>
-            </w:tcBorders>
-            <w:tcMar>
-              <w:top w:type="dxa" w:w="60"/>
-              <w:left w:type="dxa" w:w="100"/>
-              <w:bottom w:type="dxa" w:w="60"/>
-              <w:right w:type="dxa" w:w="100"/>
-            </w:tcMar>
-          </w:tcPr>
-          <w:p>
-            <w:r>
-              <w:rPr>
-                <w:sz w:val="20"/>
-                <w:szCs w:val="20"/>
-              </w:rPr>
-              <w:t xml:space="preserve">Sachin Tripathi, platform owner, on 2026-10-04 ("Phase 1 spec version 4 approved"). Replaces version 3.</w:t>
-            </w:r>
-          </w:p>
-        </w:tc>
-      </w:tr>
-      <w:tr>
-        <w:trPr>
-          <w:cantSplit/>
-          <w:tblHeader w:val="off"/>
-        </w:trPr>
-        <w:tc>
-          <w:tcPr>
-            <w:tcW w:type="dxa" w:w="1809"/>
+            <w:tcW w:type="dxa" w:w="7528"/>
+            <w:tcBorders>
+              <w:top w:val="single" w:color="BFBFBF" w:sz="4"/>
+              <w:left w:val="single" w:color="BFBFBF" w:sz="4"/>
+              <w:bottom w:val="single" w:color="BFBFBF" w:sz="4"/>
+              <w:right w:val="single" w:color="BFBFBF" w:sz="4"/>
+            </w:tcBorders>
+            <w:tcMar>
+              <w:top w:type="dxa" w:w="60"/>
+              <w:left w:type="dxa" w:w="100"/>
+              <w:bottom w:type="dxa" w:w="60"/>
+              <w:right w:type="dxa" w:w="100"/>
+            </w:tcMar>
+          </w:tcPr>
+          <w:p>
+            <w:r>
+              <w:rPr>
+                <w:sz w:val="20"/>
+                <w:szCs w:val="20"/>
+              </w:rPr>
+              <w:t xml:space="preserve">Sachin Tripathi, platform owner, on 2026-10-04 ("Phase 1 spec version 5 approved"). Replaces version 4. The change was approved as described in the queue trial findings, section 5.</w:t>
+            </w:r>
+          </w:p>
+        </w:tc>
+      </w:tr>
+      <w:tr>
+        <w:trPr>
+          <w:cantSplit/>
+          <w:tblHeader w:val="off"/>
+        </w:trPr>
+        <w:tc>
+          <w:tcPr>
+            <w:tcW w:type="dxa" w:w="1832"/>
             <w:tcBorders>
               <w:top w:val="single" w:color="BFBFBF" w:sz="4"/>
               <w:left w:val="single" w:color="BFBFBF" w:sz="4"/>
@@ -289,7 +289,7 @@
         </w:tc>
         <w:tc>
           <w:tcPr>
-            <w:tcW w:type="dxa" w:w="7551"/>
+            <w:tcW w:type="dxa" w:w="7528"/>
             <w:tcBorders>
               <w:top w:val="single" w:color="BFBFBF" w:sz="4"/>
               <w:left w:val="single" w:color="BFBFBF" w:sz="4"/>
@@ -321,7 +321,7 @@
         </w:trPr>
         <w:tc>
           <w:tcPr>
-            <w:tcW w:type="dxa" w:w="1809"/>
+            <w:tcW w:type="dxa" w:w="1832"/>
             <w:tcBorders>
               <w:top w:val="single" w:color="BFBFBF" w:sz="4"/>
               <w:left w:val="single" w:color="BFBFBF" w:sz="4"/>
@@ -347,7 +347,7 @@
         </w:tc>
         <w:tc>
           <w:tcPr>
-            <w:tcW w:type="dxa" w:w="7551"/>
+            <w:tcW w:type="dxa" w:w="7528"/>
             <w:tcBorders>
               <w:top w:val="single" w:color="BFBFBF" w:sz="4"/>
               <w:left w:val="single" w:color="BFBFBF" w:sz="4"/>
@@ -379,7 +379,7 @@
         </w:trPr>
         <w:tc>
           <w:tcPr>
-            <w:tcW w:type="dxa" w:w="1809"/>
+            <w:tcW w:type="dxa" w:w="1832"/>
             <w:tcBorders>
               <w:top w:val="single" w:color="BFBFBF" w:sz="4"/>
               <w:left w:val="single" w:color="BFBFBF" w:sz="4"/>
@@ -405,7 +405,7 @@
         </w:tc>
         <w:tc>
           <w:tcPr>
-            <w:tcW w:type="dxa" w:w="7551"/>
+            <w:tcW w:type="dxa" w:w="7528"/>
             <w:tcBorders>
               <w:top w:val="single" w:color="BFBFBF" w:sz="4"/>
               <w:left w:val="single" w:color="BFBFBF" w:sz="4"/>
@@ -437,7 +437,7 @@
         </w:trPr>
         <w:tc>
           <w:tcPr>
-            <w:tcW w:type="dxa" w:w="1809"/>
+            <w:tcW w:type="dxa" w:w="1832"/>
             <w:tcBorders>
               <w:top w:val="single" w:color="BFBFBF" w:sz="4"/>
               <w:left w:val="single" w:color="BFBFBF" w:sz="4"/>
@@ -463,7 +463,7 @@
         </w:tc>
         <w:tc>
           <w:tcPr>
-            <w:tcW w:type="dxa" w:w="7551"/>
+            <w:tcW w:type="dxa" w:w="7528"/>
             <w:tcBorders>
               <w:top w:val="single" w:color="BFBFBF" w:sz="4"/>
               <w:left w:val="single" w:color="BFBFBF" w:sz="4"/>
@@ -504,7 +504,7 @@
         </w:trPr>
         <w:tc>
           <w:tcPr>
-            <w:tcW w:type="dxa" w:w="1809"/>
+            <w:tcW w:type="dxa" w:w="1832"/>
             <w:tcBorders>
               <w:top w:val="single" w:color="BFBFBF" w:sz="4"/>
               <w:left w:val="single" w:color="BFBFBF" w:sz="4"/>
@@ -530,7 +530,7 @@
         </w:tc>
         <w:tc>
           <w:tcPr>
-            <w:tcW w:type="dxa" w:w="7551"/>
+            <w:tcW w:type="dxa" w:w="7528"/>
             <w:tcBorders>
               <w:top w:val="single" w:color="BFBFBF" w:sz="4"/>
               <w:left w:val="single" w:color="BFBFBF" w:sz="4"/>
@@ -562,7 +562,81 @@
         </w:trPr>
         <w:tc>
           <w:tcPr>
-            <w:tcW w:type="dxa" w:w="1809"/>
+            <w:tcW w:type="dxa" w:w="1832"/>
+            <w:tcBorders>
+              <w:top w:val="single" w:color="BFBFBF" w:sz="4"/>
+              <w:left w:val="single" w:color="BFBFBF" w:sz="4"/>
+              <w:bottom w:val="single" w:color="BFBFBF" w:sz="4"/>
+              <w:right w:val="single" w:color="BFBFBF" w:sz="4"/>
+            </w:tcBorders>
+            <w:tcMar>
+              <w:top w:type="dxa" w:w="60"/>
+              <w:left w:type="dxa" w:w="100"/>
+              <w:bottom w:type="dxa" w:w="60"/>
+              <w:right w:type="dxa" w:w="100"/>
+            </w:tcMar>
+          </w:tcPr>
+          <w:p>
+            <w:r>
+              <w:rPr>
+                <w:sz w:val="20"/>
+                <w:szCs w:val="20"/>
+              </w:rPr>
+              <w:t xml:space="preserve">Changes in version 5</w:t>
+            </w:r>
+          </w:p>
+        </w:tc>
+        <w:tc>
+          <w:tcPr>
+            <w:tcW w:type="dxa" w:w="7528"/>
+            <w:tcBorders>
+              <w:top w:val="single" w:color="BFBFBF" w:sz="4"/>
+              <w:left w:val="single" w:color="BFBFBF" w:sz="4"/>
+              <w:bottom w:val="single" w:color="BFBFBF" w:sz="4"/>
+              <w:right w:val="single" w:color="BFBFBF" w:sz="4"/>
+            </w:tcBorders>
+            <w:tcMar>
+              <w:top w:type="dxa" w:w="60"/>
+              <w:left w:type="dxa" w:w="100"/>
+              <w:bottom w:type="dxa" w:w="60"/>
+              <w:right w:type="dxa" w:w="100"/>
+            </w:tcMar>
+          </w:tcPr>
+          <w:p>
+            <w:r>
+              <w:rPr>
+                <w:sz w:val="20"/>
+                <w:szCs w:val="20"/>
+              </w:rPr>
+              <w:t xml:space="preserve">The per-brand job limit is enforced per worker process, not globally, following the queue trial (</w:t>
+            </w:r>
+            <w:r>
+              <w:rPr>
+                <w:rFonts w:ascii="Consolas" w:cs="Consolas" w:eastAsia="Consolas" w:hAnsi="Consolas"/>
+                <w:sz w:val="18"/>
+                <w:szCs w:val="18"/>
+                <w:shd w:fill="F0F0F0" w:val="clear"/>
+              </w:rPr>
+              <w:t xml:space="preserve">docs/trials/2026-10-04-queue-trial.md</w:t>
+            </w:r>
+            <w:r>
+              <w:rPr>
+                <w:sz w:val="20"/>
+                <w:szCs w:val="20"/>
+              </w:rPr>
+              <w:t xml:space="preserve">). Sections 3, 9.2, 9.3 and 19 only.</w:t>
+            </w:r>
+          </w:p>
+        </w:tc>
+      </w:tr>
+      <w:tr>
+        <w:trPr>
+          <w:cantSplit/>
+          <w:tblHeader w:val="off"/>
+        </w:trPr>
+        <w:tc>
+          <w:tcPr>
+            <w:tcW w:type="dxa" w:w="1832"/>
             <w:tcBorders>
               <w:top w:val="single" w:color="BFBFBF" w:sz="4"/>
               <w:left w:val="single" w:color="BFBFBF" w:sz="4"/>
@@ -588,7 +662,7 @@
         </w:tc>
         <w:tc>
           <w:tcPr>
-            <w:tcW w:type="dxa" w:w="7551"/>
+            <w:tcW w:type="dxa" w:w="7528"/>
             <w:tcBorders>
               <w:top w:val="single" w:color="BFBFBF" w:sz="4"/>
               <w:left w:val="single" w:color="BFBFBF" w:sz="4"/>
@@ -620,7 +694,7 @@
         </w:trPr>
         <w:tc>
           <w:tcPr>
-            <w:tcW w:type="dxa" w:w="1809"/>
+            <w:tcW w:type="dxa" w:w="1832"/>
             <w:tcBorders>
               <w:top w:val="single" w:color="BFBFBF" w:sz="4"/>
               <w:left w:val="single" w:color="BFBFBF" w:sz="4"/>
@@ -646,7 +720,7 @@
         </w:tc>
         <w:tc>
           <w:tcPr>
-            <w:tcW w:type="dxa" w:w="7551"/>
+            <w:tcW w:type="dxa" w:w="7528"/>
             <w:tcBorders>
               <w:top w:val="single" w:color="BFBFBF" w:sz="4"/>
               <w:left w:val="single" w:color="BFBFBF" w:sz="4"/>
@@ -678,7 +752,7 @@
         </w:trPr>
         <w:tc>
           <w:tcPr>
-            <w:tcW w:type="dxa" w:w="1809"/>
+            <w:tcW w:type="dxa" w:w="1832"/>
             <w:tcBorders>
               <w:top w:val="single" w:color="BFBFBF" w:sz="4"/>
               <w:left w:val="single" w:color="BFBFBF" w:sz="4"/>
@@ -704,7 +778,7 @@
         </w:tc>
         <w:tc>
           <w:tcPr>
-            <w:tcW w:type="dxa" w:w="7551"/>
+            <w:tcW w:type="dxa" w:w="7528"/>
             <w:tcBorders>
               <w:top w:val="single" w:color="BFBFBF" w:sz="4"/>
               <w:left w:val="single" w:color="BFBFBF" w:sz="4"/>
@@ -4260,7 +4334,7 @@
         <w:t xml:space="preserve">Queue: correction to version 2 of this spec.</w:t>
       </w:r>
       <w:r>
-        <w:t xml:space="preserve"> Version 2 said the queue library has no worker heartbeat and no per-brand control. That was wrong. Version 12 provides automatic worker heartbeats, a concurrency limit per job group enforced in the database across all workers, and dispatch by database notification. Phase 1 uses these and writes no heartbeat or fairness code of its own (section 9). The documentation checked was for the newest release; package 0 confirms each feature on the pinned 12.30.0.</w:t>
+        <w:t xml:space="preserve"> Version 2 said the queue library has no worker heartbeat and no per-brand control. That was wrong. Version 12 provides automatic worker heartbeats, concurrency limits per job group, and dispatch by database notification. Phase 1 uses these and writes no heartbeat or fairness code of its own (section 9). A trial on the pinned 12.30.0 confirmed heartbeats, transactional send, dead letters and notification dispatch. It also showed that the global group limit is not strict, which is why section 9.2 uses the per-process limit.</w:t>
       </w:r>
     </w:p>
     <w:p>
@@ -9314,8 +9388,8 @@
         </w:tblBorders>
       </w:tblPr>
       <w:tblGrid>
-        <w:gridCol w:w="2400"/>
-        <w:gridCol w:w="6960"/>
+        <w:gridCol w:w="2385"/>
+        <w:gridCol w:w="6975"/>
       </w:tblGrid>
       <w:tr>
         <w:trPr>
@@ -9324,7 +9398,7 @@
         </w:trPr>
         <w:tc>
           <w:tcPr>
-            <w:tcW w:type="dxa" w:w="2400"/>
+            <w:tcW w:type="dxa" w:w="2385"/>
             <w:tcBorders>
               <w:top w:val="single" w:color="BFBFBF" w:sz="4"/>
               <w:left w:val="single" w:color="BFBFBF" w:sz="4"/>
@@ -9353,7 +9427,7 @@
         </w:tc>
         <w:tc>
           <w:tcPr>
-            <w:tcW w:type="dxa" w:w="6960"/>
+            <w:tcW w:type="dxa" w:w="6975"/>
             <w:tcBorders>
               <w:top w:val="single" w:color="BFBFBF" w:sz="4"/>
               <w:left w:val="single" w:color="BFBFBF" w:sz="4"/>
@@ -9388,7 +9462,7 @@
         </w:trPr>
         <w:tc>
           <w:tcPr>
-            <w:tcW w:type="dxa" w:w="2400"/>
+            <w:tcW w:type="dxa" w:w="2385"/>
             <w:tcBorders>
               <w:top w:val="single" w:color="BFBFBF" w:sz="4"/>
               <w:left w:val="single" w:color="BFBFBF" w:sz="4"/>
@@ -9414,7 +9488,7 @@
         </w:tc>
         <w:tc>
           <w:tcPr>
-            <w:tcW w:type="dxa" w:w="6960"/>
+            <w:tcW w:type="dxa" w:w="6975"/>
             <w:tcBorders>
               <w:top w:val="single" w:color="BFBFBF" w:sz="4"/>
               <w:left w:val="single" w:color="BFBFBF" w:sz="4"/>
@@ -9462,7 +9536,7 @@
         </w:trPr>
         <w:tc>
           <w:tcPr>
-            <w:tcW w:type="dxa" w:w="2400"/>
+            <w:tcW w:type="dxa" w:w="2385"/>
             <w:tcBorders>
               <w:top w:val="single" w:color="BFBFBF" w:sz="4"/>
               <w:left w:val="single" w:color="BFBFBF" w:sz="4"/>
@@ -9488,7 +9562,7 @@
         </w:tc>
         <w:tc>
           <w:tcPr>
-            <w:tcW w:type="dxa" w:w="6960"/>
+            <w:tcW w:type="dxa" w:w="6975"/>
             <w:tcBorders>
               <w:top w:val="single" w:color="BFBFBF" w:sz="4"/>
               <w:left w:val="single" w:color="BFBFBF" w:sz="4"/>
@@ -9520,7 +9594,7 @@
         </w:trPr>
         <w:tc>
           <w:tcPr>
-            <w:tcW w:type="dxa" w:w="2400"/>
+            <w:tcW w:type="dxa" w:w="2385"/>
             <w:tcBorders>
               <w:top w:val="single" w:color="BFBFBF" w:sz="4"/>
               <w:left w:val="single" w:color="BFBFBF" w:sz="4"/>
@@ -9546,7 +9620,7 @@
         </w:tc>
         <w:tc>
           <w:tcPr>
-            <w:tcW w:type="dxa" w:w="6960"/>
+            <w:tcW w:type="dxa" w:w="6975"/>
             <w:tcBorders>
               <w:top w:val="single" w:color="BFBFBF" w:sz="4"/>
               <w:left w:val="single" w:color="BFBFBF" w:sz="4"/>
@@ -9578,7 +9652,7 @@
         </w:trPr>
         <w:tc>
           <w:tcPr>
-            <w:tcW w:type="dxa" w:w="2400"/>
+            <w:tcW w:type="dxa" w:w="2385"/>
             <w:tcBorders>
               <w:top w:val="single" w:color="BFBFBF" w:sz="4"/>
               <w:left w:val="single" w:color="BFBFBF" w:sz="4"/>
@@ -9604,7 +9678,7 @@
         </w:tc>
         <w:tc>
           <w:tcPr>
-            <w:tcW w:type="dxa" w:w="6960"/>
+            <w:tcW w:type="dxa" w:w="6975"/>
             <w:tcBorders>
               <w:top w:val="single" w:color="BFBFBF" w:sz="4"/>
               <w:left w:val="single" w:color="BFBFBF" w:sz="4"/>
@@ -9636,7 +9710,7 @@
         </w:trPr>
         <w:tc>
           <w:tcPr>
-            <w:tcW w:type="dxa" w:w="2400"/>
+            <w:tcW w:type="dxa" w:w="2385"/>
             <w:tcBorders>
               <w:top w:val="single" w:color="BFBFBF" w:sz="4"/>
               <w:left w:val="single" w:color="BFBFBF" w:sz="4"/>
@@ -9662,7 +9736,7 @@
         </w:tc>
         <w:tc>
           <w:tcPr>
-            <w:tcW w:type="dxa" w:w="6960"/>
+            <w:tcW w:type="dxa" w:w="6975"/>
             <w:tcBorders>
               <w:top w:val="single" w:color="BFBFBF" w:sz="4"/>
               <w:left w:val="single" w:color="BFBFBF" w:sz="4"/>
@@ -9694,7 +9768,7 @@
         </w:trPr>
         <w:tc>
           <w:tcPr>
-            <w:tcW w:type="dxa" w:w="2400"/>
+            <w:tcW w:type="dxa" w:w="2385"/>
             <w:tcBorders>
               <w:top w:val="single" w:color="BFBFBF" w:sz="4"/>
               <w:left w:val="single" w:color="BFBFBF" w:sz="4"/>
@@ -9720,7 +9794,7 @@
         </w:tc>
         <w:tc>
           <w:tcPr>
-            <w:tcW w:type="dxa" w:w="6960"/>
+            <w:tcW w:type="dxa" w:w="6975"/>
             <w:tcBorders>
               <w:top w:val="single" w:color="BFBFBF" w:sz="4"/>
               <w:left w:val="single" w:color="BFBFBF" w:sz="4"/>
@@ -9752,7 +9826,7 @@
         </w:trPr>
         <w:tc>
           <w:tcPr>
-            <w:tcW w:type="dxa" w:w="2400"/>
+            <w:tcW w:type="dxa" w:w="2385"/>
             <w:tcBorders>
               <w:top w:val="single" w:color="BFBFBF" w:sz="4"/>
               <w:left w:val="single" w:color="BFBFBF" w:sz="4"/>
@@ -9778,39 +9852,39 @@
         </w:tc>
         <w:tc>
           <w:tcPr>
-            <w:tcW w:type="dxa" w:w="6960"/>
-            <w:tcBorders>
-              <w:top w:val="single" w:color="BFBFBF" w:sz="4"/>
-              <w:left w:val="single" w:color="BFBFBF" w:sz="4"/>
-              <w:bottom w:val="single" w:color="BFBFBF" w:sz="4"/>
-              <w:right w:val="single" w:color="BFBFBF" w:sz="4"/>
-            </w:tcBorders>
-            <w:tcMar>
-              <w:top w:type="dxa" w:w="60"/>
-              <w:left w:type="dxa" w:w="100"/>
-              <w:bottom w:type="dxa" w:w="60"/>
-              <w:right w:type="dxa" w:w="100"/>
-            </w:tcMar>
-          </w:tcPr>
-          <w:p>
-            <w:r>
-              <w:rPr>
-                <w:sz w:val="20"/>
-                <w:szCs w:val="20"/>
-              </w:rPr>
-              <w:t xml:space="preserve">The library's group concurrency limit, keyed on the scheduling key and enforced in the database across all workers</w:t>
-            </w:r>
-          </w:p>
-        </w:tc>
-      </w:tr>
-      <w:tr>
-        <w:trPr>
-          <w:cantSplit/>
-          <w:tblHeader w:val="off"/>
-        </w:trPr>
-        <w:tc>
-          <w:tcPr>
-            <w:tcW w:type="dxa" w:w="2400"/>
+            <w:tcW w:type="dxa" w:w="6975"/>
+            <w:tcBorders>
+              <w:top w:val="single" w:color="BFBFBF" w:sz="4"/>
+              <w:left w:val="single" w:color="BFBFBF" w:sz="4"/>
+              <w:bottom w:val="single" w:color="BFBFBF" w:sz="4"/>
+              <w:right w:val="single" w:color="BFBFBF" w:sz="4"/>
+            </w:tcBorders>
+            <w:tcMar>
+              <w:top w:type="dxa" w:w="60"/>
+              <w:left w:type="dxa" w:w="100"/>
+              <w:bottom w:type="dxa" w:w="60"/>
+              <w:right w:type="dxa" w:w="100"/>
+            </w:tcMar>
+          </w:tcPr>
+          <w:p>
+            <w:r>
+              <w:rPr>
+                <w:sz w:val="20"/>
+                <w:szCs w:val="20"/>
+              </w:rPr>
+              <w:t xml:space="preserve">The library's per-process group limit, keyed on the scheduling key. It is exact inside one worker process. Each process is given the brand's cap divided by the number of worker processes for that job class, so the total never exceeds the cap. The number of processes per class is fixed in configuration. The library's global group limit is not used: the trial showed it is exceeded when several job slots fetch at once.</w:t>
+            </w:r>
+          </w:p>
+        </w:tc>
+      </w:tr>
+      <w:tr>
+        <w:trPr>
+          <w:cantSplit/>
+          <w:tblHeader w:val="off"/>
+        </w:trPr>
+        <w:tc>
+          <w:tcPr>
+            <w:tcW w:type="dxa" w:w="2385"/>
             <w:tcBorders>
               <w:top w:val="single" w:color="BFBFBF" w:sz="4"/>
               <w:left w:val="single" w:color="BFBFBF" w:sz="4"/>
@@ -9836,39 +9910,39 @@
         </w:tc>
         <w:tc>
           <w:tcPr>
-            <w:tcW w:type="dxa" w:w="6960"/>
-            <w:tcBorders>
-              <w:top w:val="single" w:color="BFBFBF" w:sz="4"/>
-              <w:left w:val="single" w:color="BFBFBF" w:sz="4"/>
-              <w:bottom w:val="single" w:color="BFBFBF" w:sz="4"/>
-              <w:right w:val="single" w:color="BFBFBF" w:sz="4"/>
-            </w:tcBorders>
-            <w:tcMar>
-              <w:top w:type="dxa" w:w="60"/>
-              <w:left w:type="dxa" w:w="100"/>
-              <w:bottom w:type="dxa" w:w="60"/>
-              <w:right w:type="dxa" w:w="100"/>
-            </w:tcMar>
-          </w:tcPr>
-          <w:p>
-            <w:r>
-              <w:rPr>
-                <w:sz w:val="20"/>
-                <w:szCs w:val="20"/>
-              </w:rPr>
-              <w:t xml:space="preserve">A brand at its limit is skipped by the fetch, so a large backlog in one brand cannot occupy workers needed by another. Strict rotation between brands is not built. Test 29 decides whether it is needed.</w:t>
-            </w:r>
-          </w:p>
-        </w:tc>
-      </w:tr>
-      <w:tr>
-        <w:trPr>
-          <w:cantSplit/>
-          <w:tblHeader w:val="off"/>
-        </w:trPr>
-        <w:tc>
-          <w:tcPr>
-            <w:tcW w:type="dxa" w:w="2400"/>
+            <w:tcW w:type="dxa" w:w="6975"/>
+            <w:tcBorders>
+              <w:top w:val="single" w:color="BFBFBF" w:sz="4"/>
+              <w:left w:val="single" w:color="BFBFBF" w:sz="4"/>
+              <w:bottom w:val="single" w:color="BFBFBF" w:sz="4"/>
+              <w:right w:val="single" w:color="BFBFBF" w:sz="4"/>
+            </w:tcBorders>
+            <w:tcMar>
+              <w:top w:type="dxa" w:w="60"/>
+              <w:left w:type="dxa" w:w="100"/>
+              <w:bottom w:type="dxa" w:w="60"/>
+              <w:right w:type="dxa" w:w="100"/>
+            </w:tcMar>
+          </w:tcPr>
+          <w:p>
+            <w:r>
+              <w:rPr>
+                <w:sz w:val="20"/>
+                <w:szCs w:val="20"/>
+              </w:rPr>
+              <w:t xml:space="preserve">Every worker process runs several job slots, never one. A brand at its limit is skipped, so a large backlog in one brand cannot occupy slots needed by another. Strict rotation between brands is not built. Test 29 proves this, run with one worker process and with two.</w:t>
+            </w:r>
+          </w:p>
+        </w:tc>
+      </w:tr>
+      <w:tr>
+        <w:trPr>
+          <w:cantSplit/>
+          <w:tblHeader w:val="off"/>
+        </w:trPr>
+        <w:tc>
+          <w:tcPr>
+            <w:tcW w:type="dxa" w:w="2385"/>
             <w:tcBorders>
               <w:top w:val="single" w:color="BFBFBF" w:sz="4"/>
               <w:left w:val="single" w:color="BFBFBF" w:sz="4"/>
@@ -9894,7 +9968,7 @@
         </w:tc>
         <w:tc>
           <w:tcPr>
-            <w:tcW w:type="dxa" w:w="6960"/>
+            <w:tcW w:type="dxa" w:w="6975"/>
             <w:tcBorders>
               <w:top w:val="single" w:color="BFBFBF" w:sz="4"/>
               <w:left w:val="single" w:color="BFBFBF" w:sz="4"/>
@@ -9926,7 +10000,7 @@
         </w:trPr>
         <w:tc>
           <w:tcPr>
-            <w:tcW w:type="dxa" w:w="2400"/>
+            <w:tcW w:type="dxa" w:w="2385"/>
             <w:tcBorders>
               <w:top w:val="single" w:color="BFBFBF" w:sz="4"/>
               <w:left w:val="single" w:color="BFBFBF" w:sz="4"/>
@@ -9952,7 +10026,7 @@
         </w:tc>
         <w:tc>
           <w:tcPr>
-            <w:tcW w:type="dxa" w:w="6960"/>
+            <w:tcW w:type="dxa" w:w="6975"/>
             <w:tcBorders>
               <w:top w:val="single" w:color="BFBFBF" w:sz="4"/>
               <w:left w:val="single" w:color="BFBFBF" w:sz="4"/>
@@ -9984,7 +10058,7 @@
         </w:trPr>
         <w:tc>
           <w:tcPr>
-            <w:tcW w:type="dxa" w:w="2400"/>
+            <w:tcW w:type="dxa" w:w="2385"/>
             <w:tcBorders>
               <w:top w:val="single" w:color="BFBFBF" w:sz="4"/>
               <w:left w:val="single" w:color="BFBFBF" w:sz="4"/>
@@ -10010,7 +10084,7 @@
         </w:tc>
         <w:tc>
           <w:tcPr>
-            <w:tcW w:type="dxa" w:w="6960"/>
+            <w:tcW w:type="dxa" w:w="6975"/>
             <w:tcBorders>
               <w:top w:val="single" w:color="BFBFBF" w:sz="4"/>
               <w:left w:val="single" w:color="BFBFBF" w:sz="4"/>
@@ -10058,7 +10132,7 @@
         </w:trPr>
         <w:tc>
           <w:tcPr>
-            <w:tcW w:type="dxa" w:w="2400"/>
+            <w:tcW w:type="dxa" w:w="2385"/>
             <w:tcBorders>
               <w:top w:val="single" w:color="BFBFBF" w:sz="4"/>
               <w:left w:val="single" w:color="BFBFBF" w:sz="4"/>
@@ -10084,7 +10158,7 @@
         </w:tc>
         <w:tc>
           <w:tcPr>
-            <w:tcW w:type="dxa" w:w="6960"/>
+            <w:tcW w:type="dxa" w:w="6975"/>
             <w:tcBorders>
               <w:top w:val="single" w:color="BFBFBF" w:sz="4"/>
               <w:left w:val="single" w:color="BFBFBF" w:sz="4"/>
@@ -10132,7 +10206,7 @@
         </w:trPr>
         <w:tc>
           <w:tcPr>
-            <w:tcW w:type="dxa" w:w="2400"/>
+            <w:tcW w:type="dxa" w:w="2385"/>
             <w:tcBorders>
               <w:top w:val="single" w:color="BFBFBF" w:sz="4"/>
               <w:left w:val="single" w:color="BFBFBF" w:sz="4"/>
@@ -10158,7 +10232,7 @@
         </w:tc>
         <w:tc>
           <w:tcPr>
-            <w:tcW w:type="dxa" w:w="6960"/>
+            <w:tcW w:type="dxa" w:w="6975"/>
             <w:tcBorders>
               <w:top w:val="single" w:color="BFBFBF" w:sz="4"/>
               <w:left w:val="single" w:color="BFBFBF" w:sz="4"/>
@@ -11049,7 +11123,7 @@
         <w:spacing w:after="120"/>
       </w:pPr>
       <w:r>
-        <w:t xml:space="preserve">These match architecture 7.2: a refresh every 20 or 30 seconds, and a job treated as abandoned after three missed refreshes. Group concurrency per brand starts at 2 interactive, 2 publishing, 3 production and 1 bulk.</w:t>
+        <w:t xml:space="preserve">These match architecture 7.2: a refresh every 20 or 30 seconds, and a job treated as abandoned after three missed refreshes. The per-brand caps start at 2 interactive, 2 publishing, 3 production and 1 bulk. Phase 1 runs one worker process per job class, so each process is given the whole cap. With more processes, the cap is divided between them; a cap smaller than the number of processes is not allowed.</w:t>
       </w:r>
     </w:p>
     <w:p>
@@ -23943,9 +24017,9 @@
         </w:tblBorders>
       </w:tblPr>
       <w:tblGrid>
-        <w:gridCol w:w="712"/>
-        <w:gridCol w:w="3609"/>
-        <w:gridCol w:w="5039"/>
+        <w:gridCol w:w="711"/>
+        <w:gridCol w:w="3617"/>
+        <w:gridCol w:w="5032"/>
       </w:tblGrid>
       <w:tr>
         <w:trPr>
@@ -23954,7 +24028,7 @@
         </w:trPr>
         <w:tc>
           <w:tcPr>
-            <w:tcW w:type="dxa" w:w="712"/>
+            <w:tcW w:type="dxa" w:w="711"/>
             <w:tcBorders>
               <w:top w:val="single" w:color="BFBFBF" w:sz="4"/>
               <w:left w:val="single" w:color="BFBFBF" w:sz="4"/>
@@ -23983,7 +24057,7 @@
         </w:tc>
         <w:tc>
           <w:tcPr>
-            <w:tcW w:type="dxa" w:w="3609"/>
+            <w:tcW w:type="dxa" w:w="3617"/>
             <w:tcBorders>
               <w:top w:val="single" w:color="BFBFBF" w:sz="4"/>
               <w:left w:val="single" w:color="BFBFBF" w:sz="4"/>
@@ -24012,7 +24086,7 @@
         </w:tc>
         <w:tc>
           <w:tcPr>
-            <w:tcW w:type="dxa" w:w="5039"/>
+            <w:tcW w:type="dxa" w:w="5032"/>
             <w:tcBorders>
               <w:top w:val="single" w:color="BFBFBF" w:sz="4"/>
               <w:left w:val="single" w:color="BFBFBF" w:sz="4"/>
@@ -24047,7 +24121,7 @@
         </w:trPr>
         <w:tc>
           <w:tcPr>
-            <w:tcW w:type="dxa" w:w="712"/>
+            <w:tcW w:type="dxa" w:w="711"/>
             <w:tcBorders>
               <w:top w:val="single" w:color="BFBFBF" w:sz="4"/>
               <w:left w:val="single" w:color="BFBFBF" w:sz="4"/>
@@ -24073,65 +24147,65 @@
         </w:tc>
         <w:tc>
           <w:tcPr>
-            <w:tcW w:type="dxa" w:w="3609"/>
-            <w:tcBorders>
-              <w:top w:val="single" w:color="BFBFBF" w:sz="4"/>
-              <w:left w:val="single" w:color="BFBFBF" w:sz="4"/>
-              <w:bottom w:val="single" w:color="BFBFBF" w:sz="4"/>
-              <w:right w:val="single" w:color="BFBFBF" w:sz="4"/>
-            </w:tcBorders>
-            <w:tcMar>
-              <w:top w:type="dxa" w:w="60"/>
-              <w:left w:type="dxa" w:w="100"/>
-              <w:bottom w:type="dxa" w:w="60"/>
-              <w:right w:type="dxa" w:w="100"/>
-            </w:tcMar>
-          </w:tcPr>
-          <w:p>
-            <w:r>
-              <w:rPr>
-                <w:sz w:val="20"/>
-                <w:szCs w:val="20"/>
-              </w:rPr>
-              <w:t xml:space="preserve">The queue library's group concurrency does not prevent one brand delaying another</w:t>
-            </w:r>
-          </w:p>
-        </w:tc>
-        <w:tc>
-          <w:tcPr>
-            <w:tcW w:type="dxa" w:w="5039"/>
-            <w:tcBorders>
-              <w:top w:val="single" w:color="BFBFBF" w:sz="4"/>
-              <w:left w:val="single" w:color="BFBFBF" w:sz="4"/>
-              <w:bottom w:val="single" w:color="BFBFBF" w:sz="4"/>
-              <w:right w:val="single" w:color="BFBFBF" w:sz="4"/>
-            </w:tcBorders>
-            <w:tcMar>
-              <w:top w:type="dxa" w:w="60"/>
-              <w:left w:type="dxa" w:w="100"/>
-              <w:bottom w:type="dxa" w:w="60"/>
-              <w:right w:type="dxa" w:w="100"/>
-            </w:tcMar>
-          </w:tcPr>
-          <w:p>
-            <w:r>
-              <w:rPr>
-                <w:sz w:val="20"/>
-                <w:szCs w:val="20"/>
-              </w:rPr>
-              <w:t xml:space="preserve">Test 29 decides. If it fails, add rotation between brands in the fetch, or fall back to our own job table behind the same interface.</w:t>
-            </w:r>
-          </w:p>
-        </w:tc>
-      </w:tr>
-      <w:tr>
-        <w:trPr>
-          <w:cantSplit/>
-          <w:tblHeader w:val="off"/>
-        </w:trPr>
-        <w:tc>
-          <w:tcPr>
-            <w:tcW w:type="dxa" w:w="712"/>
+            <w:tcW w:type="dxa" w:w="3617"/>
+            <w:tcBorders>
+              <w:top w:val="single" w:color="BFBFBF" w:sz="4"/>
+              <w:left w:val="single" w:color="BFBFBF" w:sz="4"/>
+              <w:bottom w:val="single" w:color="BFBFBF" w:sz="4"/>
+              <w:right w:val="single" w:color="BFBFBF" w:sz="4"/>
+            </w:tcBorders>
+            <w:tcMar>
+              <w:top w:type="dxa" w:w="60"/>
+              <w:left w:type="dxa" w:w="100"/>
+              <w:bottom w:type="dxa" w:w="60"/>
+              <w:right w:type="dxa" w:w="100"/>
+            </w:tcMar>
+          </w:tcPr>
+          <w:p>
+            <w:r>
+              <w:rPr>
+                <w:sz w:val="20"/>
+                <w:szCs w:val="20"/>
+              </w:rPr>
+              <w:t xml:space="preserve">The per-process limit does not keep one brand from delaying another under real load</w:t>
+            </w:r>
+          </w:p>
+        </w:tc>
+        <w:tc>
+          <w:tcPr>
+            <w:tcW w:type="dxa" w:w="5032"/>
+            <w:tcBorders>
+              <w:top w:val="single" w:color="BFBFBF" w:sz="4"/>
+              <w:left w:val="single" w:color="BFBFBF" w:sz="4"/>
+              <w:bottom w:val="single" w:color="BFBFBF" w:sz="4"/>
+              <w:right w:val="single" w:color="BFBFBF" w:sz="4"/>
+            </w:tcBorders>
+            <w:tcMar>
+              <w:top w:type="dxa" w:w="60"/>
+              <w:left w:type="dxa" w:w="100"/>
+              <w:bottom w:type="dxa" w:w="60"/>
+              <w:right w:type="dxa" w:w="100"/>
+            </w:tcMar>
+          </w:tcPr>
+          <w:p>
+            <w:r>
+              <w:rPr>
+                <w:sz w:val="20"/>
+                <w:szCs w:val="20"/>
+              </w:rPr>
+              <w:t xml:space="preserve">The trial showed it does at small scale. Test 29 decides at full scale. If it fails, add rotation between brands, or fall back to our own job table behind the same interface.</w:t>
+            </w:r>
+          </w:p>
+        </w:tc>
+      </w:tr>
+      <w:tr>
+        <w:trPr>
+          <w:cantSplit/>
+          <w:tblHeader w:val="off"/>
+        </w:trPr>
+        <w:tc>
+          <w:tcPr>
+            <w:tcW w:type="dxa" w:w="711"/>
             <w:tcBorders>
               <w:top w:val="single" w:color="BFBFBF" w:sz="4"/>
               <w:left w:val="single" w:color="BFBFBF" w:sz="4"/>
@@ -24157,7 +24231,7 @@
         </w:tc>
         <w:tc>
           <w:tcPr>
-            <w:tcW w:type="dxa" w:w="3609"/>
+            <w:tcW w:type="dxa" w:w="3617"/>
             <w:tcBorders>
               <w:top w:val="single" w:color="BFBFBF" w:sz="4"/>
               <w:left w:val="single" w:color="BFBFBF" w:sz="4"/>
@@ -24183,7 +24257,7 @@
         </w:tc>
         <w:tc>
           <w:tcPr>
-            <w:tcW w:type="dxa" w:w="5039"/>
+            <w:tcW w:type="dxa" w:w="5032"/>
             <w:tcBorders>
               <w:top w:val="single" w:color="BFBFBF" w:sz="4"/>
               <w:left w:val="single" w:color="BFBFBF" w:sz="4"/>
@@ -24215,7 +24289,7 @@
         </w:trPr>
         <w:tc>
           <w:tcPr>
-            <w:tcW w:type="dxa" w:w="712"/>
+            <w:tcW w:type="dxa" w:w="711"/>
             <w:tcBorders>
               <w:top w:val="single" w:color="BFBFBF" w:sz="4"/>
               <w:left w:val="single" w:color="BFBFBF" w:sz="4"/>
@@ -24241,7 +24315,7 @@
         </w:tc>
         <w:tc>
           <w:tcPr>
-            <w:tcW w:type="dxa" w:w="3609"/>
+            <w:tcW w:type="dxa" w:w="3617"/>
             <w:tcBorders>
               <w:top w:val="single" w:color="BFBFBF" w:sz="4"/>
               <w:left w:val="single" w:color="BFBFBF" w:sz="4"/>
@@ -24267,7 +24341,7 @@
         </w:tc>
         <w:tc>
           <w:tcPr>
-            <w:tcW w:type="dxa" w:w="5039"/>
+            <w:tcW w:type="dxa" w:w="5032"/>
             <w:tcBorders>
               <w:top w:val="single" w:color="BFBFBF" w:sz="4"/>
               <w:left w:val="single" w:color="BFBFBF" w:sz="4"/>
@@ -24299,7 +24373,7 @@
         </w:trPr>
         <w:tc>
           <w:tcPr>
-            <w:tcW w:type="dxa" w:w="712"/>
+            <w:tcW w:type="dxa" w:w="711"/>
             <w:tcBorders>
               <w:top w:val="single" w:color="BFBFBF" w:sz="4"/>
               <w:left w:val="single" w:color="BFBFBF" w:sz="4"/>
@@ -24325,7 +24399,7 @@
         </w:tc>
         <w:tc>
           <w:tcPr>
-            <w:tcW w:type="dxa" w:w="3609"/>
+            <w:tcW w:type="dxa" w:w="3617"/>
             <w:tcBorders>
               <w:top w:val="single" w:color="BFBFBF" w:sz="4"/>
               <w:left w:val="single" w:color="BFBFBF" w:sz="4"/>
@@ -24351,7 +24425,7 @@
         </w:tc>
         <w:tc>
           <w:tcPr>
-            <w:tcW w:type="dxa" w:w="5039"/>
+            <w:tcW w:type="dxa" w:w="5032"/>
             <w:tcBorders>
               <w:top w:val="single" w:color="BFBFBF" w:sz="4"/>
               <w:left w:val="single" w:color="BFBFBF" w:sz="4"/>
@@ -24399,7 +24473,7 @@
         </w:trPr>
         <w:tc>
           <w:tcPr>
-            <w:tcW w:type="dxa" w:w="712"/>
+            <w:tcW w:type="dxa" w:w="711"/>
             <w:tcBorders>
               <w:top w:val="single" w:color="BFBFBF" w:sz="4"/>
               <w:left w:val="single" w:color="BFBFBF" w:sz="4"/>
@@ -24425,7 +24499,7 @@
         </w:tc>
         <w:tc>
           <w:tcPr>
-            <w:tcW w:type="dxa" w:w="3609"/>
+            <w:tcW w:type="dxa" w:w="3617"/>
             <w:tcBorders>
               <w:top w:val="single" w:color="BFBFBF" w:sz="4"/>
               <w:left w:val="single" w:color="BFBFBF" w:sz="4"/>
@@ -24451,7 +24525,7 @@
         </w:tc>
         <w:tc>
           <w:tcPr>
-            <w:tcW w:type="dxa" w:w="5039"/>
+            <w:tcW w:type="dxa" w:w="5032"/>
             <w:tcBorders>
               <w:top w:val="single" w:color="BFBFBF" w:sz="4"/>
               <w:left w:val="single" w:color="BFBFBF" w:sz="4"/>

--- a/docs/specs/phase-1-foundation.docx
+++ b/docs/specs/phase-1-foundation.docx
@@ -23,8 +23,8 @@
         </w:tblBorders>
       </w:tblPr>
       <w:tblGrid>
-        <w:gridCol w:w="1832"/>
-        <w:gridCol w:w="7528"/>
+        <w:gridCol w:w="1864"/>
+        <w:gridCol w:w="7496"/>
       </w:tblGrid>
       <w:tr>
         <w:trPr>
@@ -33,7 +33,7 @@
         </w:trPr>
         <w:tc>
           <w:tcPr>
-            <w:tcW w:type="dxa" w:w="1832"/>
+            <w:tcW w:type="dxa" w:w="1864"/>
             <w:tcBorders>
               <w:top w:val="single" w:color="BFBFBF" w:sz="4"/>
               <w:left w:val="single" w:color="BFBFBF" w:sz="4"/>
@@ -62,7 +62,7 @@
         </w:tc>
         <w:tc>
           <w:tcPr>
-            <w:tcW w:type="dxa" w:w="7528"/>
+            <w:tcW w:type="dxa" w:w="7496"/>
             <w:tcBorders>
               <w:top w:val="single" w:color="BFBFBF" w:sz="4"/>
               <w:left w:val="single" w:color="BFBFBF" w:sz="4"/>
@@ -87,7 +87,7 @@
         </w:trPr>
         <w:tc>
           <w:tcPr>
-            <w:tcW w:type="dxa" w:w="1832"/>
+            <w:tcW w:type="dxa" w:w="1864"/>
             <w:tcBorders>
               <w:top w:val="single" w:color="BFBFBF" w:sz="4"/>
               <w:left w:val="single" w:color="BFBFBF" w:sz="4"/>
@@ -113,7 +113,7 @@
         </w:tc>
         <w:tc>
           <w:tcPr>
-            <w:tcW w:type="dxa" w:w="7528"/>
+            <w:tcW w:type="dxa" w:w="7496"/>
             <w:tcBorders>
               <w:top w:val="single" w:color="BFBFBF" w:sz="4"/>
               <w:left w:val="single" w:color="BFBFBF" w:sz="4"/>
@@ -145,7 +145,7 @@
         </w:trPr>
         <w:tc>
           <w:tcPr>
-            <w:tcW w:type="dxa" w:w="1832"/>
+            <w:tcW w:type="dxa" w:w="1864"/>
             <w:tcBorders>
               <w:top w:val="single" w:color="BFBFBF" w:sz="4"/>
               <w:left w:val="single" w:color="BFBFBF" w:sz="4"/>
@@ -171,7 +171,7 @@
         </w:tc>
         <w:tc>
           <w:tcPr>
-            <w:tcW w:type="dxa" w:w="7528"/>
+            <w:tcW w:type="dxa" w:w="7496"/>
             <w:tcBorders>
               <w:top w:val="single" w:color="BFBFBF" w:sz="4"/>
               <w:left w:val="single" w:color="BFBFBF" w:sz="4"/>
@@ -205,7 +205,7 @@
         </w:trPr>
         <w:tc>
           <w:tcPr>
-            <w:tcW w:type="dxa" w:w="1832"/>
+            <w:tcW w:type="dxa" w:w="1864"/>
             <w:tcBorders>
               <w:top w:val="single" w:color="BFBFBF" w:sz="4"/>
               <w:left w:val="single" w:color="BFBFBF" w:sz="4"/>
@@ -231,7 +231,7 @@
         </w:tc>
         <w:tc>
           <w:tcPr>
-            <w:tcW w:type="dxa" w:w="7528"/>
+            <w:tcW w:type="dxa" w:w="7496"/>
             <w:tcBorders>
               <w:top w:val="single" w:color="BFBFBF" w:sz="4"/>
               <w:left w:val="single" w:color="BFBFBF" w:sz="4"/>
@@ -263,7 +263,7 @@
         </w:trPr>
         <w:tc>
           <w:tcPr>
-            <w:tcW w:type="dxa" w:w="1832"/>
+            <w:tcW w:type="dxa" w:w="1864"/>
             <w:tcBorders>
               <w:top w:val="single" w:color="BFBFBF" w:sz="4"/>
               <w:left w:val="single" w:color="BFBFBF" w:sz="4"/>
@@ -289,7 +289,7 @@
         </w:tc>
         <w:tc>
           <w:tcPr>
-            <w:tcW w:type="dxa" w:w="7528"/>
+            <w:tcW w:type="dxa" w:w="7496"/>
             <w:tcBorders>
               <w:top w:val="single" w:color="BFBFBF" w:sz="4"/>
               <w:left w:val="single" w:color="BFBFBF" w:sz="4"/>
@@ -321,7 +321,7 @@
         </w:trPr>
         <w:tc>
           <w:tcPr>
-            <w:tcW w:type="dxa" w:w="1832"/>
+            <w:tcW w:type="dxa" w:w="1864"/>
             <w:tcBorders>
               <w:top w:val="single" w:color="BFBFBF" w:sz="4"/>
               <w:left w:val="single" w:color="BFBFBF" w:sz="4"/>
@@ -347,7 +347,7 @@
         </w:tc>
         <w:tc>
           <w:tcPr>
-            <w:tcW w:type="dxa" w:w="7528"/>
+            <w:tcW w:type="dxa" w:w="7496"/>
             <w:tcBorders>
               <w:top w:val="single" w:color="BFBFBF" w:sz="4"/>
               <w:left w:val="single" w:color="BFBFBF" w:sz="4"/>
@@ -379,7 +379,7 @@
         </w:trPr>
         <w:tc>
           <w:tcPr>
-            <w:tcW w:type="dxa" w:w="1832"/>
+            <w:tcW w:type="dxa" w:w="1864"/>
             <w:tcBorders>
               <w:top w:val="single" w:color="BFBFBF" w:sz="4"/>
               <w:left w:val="single" w:color="BFBFBF" w:sz="4"/>
@@ -405,7 +405,7 @@
         </w:tc>
         <w:tc>
           <w:tcPr>
-            <w:tcW w:type="dxa" w:w="7528"/>
+            <w:tcW w:type="dxa" w:w="7496"/>
             <w:tcBorders>
               <w:top w:val="single" w:color="BFBFBF" w:sz="4"/>
               <w:left w:val="single" w:color="BFBFBF" w:sz="4"/>
@@ -437,7 +437,7 @@
         </w:trPr>
         <w:tc>
           <w:tcPr>
-            <w:tcW w:type="dxa" w:w="1832"/>
+            <w:tcW w:type="dxa" w:w="1864"/>
             <w:tcBorders>
               <w:top w:val="single" w:color="BFBFBF" w:sz="4"/>
               <w:left w:val="single" w:color="BFBFBF" w:sz="4"/>
@@ -463,7 +463,7 @@
         </w:tc>
         <w:tc>
           <w:tcPr>
-            <w:tcW w:type="dxa" w:w="7528"/>
+            <w:tcW w:type="dxa" w:w="7496"/>
             <w:tcBorders>
               <w:top w:val="single" w:color="BFBFBF" w:sz="4"/>
               <w:left w:val="single" w:color="BFBFBF" w:sz="4"/>
@@ -504,7 +504,7 @@
         </w:trPr>
         <w:tc>
           <w:tcPr>
-            <w:tcW w:type="dxa" w:w="1832"/>
+            <w:tcW w:type="dxa" w:w="1864"/>
             <w:tcBorders>
               <w:top w:val="single" w:color="BFBFBF" w:sz="4"/>
               <w:left w:val="single" w:color="BFBFBF" w:sz="4"/>
@@ -530,7 +530,7 @@
         </w:tc>
         <w:tc>
           <w:tcPr>
-            <w:tcW w:type="dxa" w:w="7528"/>
+            <w:tcW w:type="dxa" w:w="7496"/>
             <w:tcBorders>
               <w:top w:val="single" w:color="BFBFBF" w:sz="4"/>
               <w:left w:val="single" w:color="BFBFBF" w:sz="4"/>
@@ -562,7 +562,65 @@
         </w:trPr>
         <w:tc>
           <w:tcPr>
-            <w:tcW w:type="dxa" w:w="1832"/>
+            <w:tcW w:type="dxa" w:w="1864"/>
+            <w:tcBorders>
+              <w:top w:val="single" w:color="BFBFBF" w:sz="4"/>
+              <w:left w:val="single" w:color="BFBFBF" w:sz="4"/>
+              <w:bottom w:val="single" w:color="BFBFBF" w:sz="4"/>
+              <w:right w:val="single" w:color="BFBFBF" w:sz="4"/>
+            </w:tcBorders>
+            <w:tcMar>
+              <w:top w:type="dxa" w:w="60"/>
+              <w:left w:type="dxa" w:w="100"/>
+              <w:bottom w:type="dxa" w:w="60"/>
+              <w:right w:type="dxa" w:w="100"/>
+            </w:tcMar>
+          </w:tcPr>
+          <w:p>
+            <w:r>
+              <w:rPr>
+                <w:sz w:val="20"/>
+                <w:szCs w:val="20"/>
+              </w:rPr>
+              <w:t xml:space="preserve">Correction after approval</w:t>
+            </w:r>
+          </w:p>
+        </w:tc>
+        <w:tc>
+          <w:tcPr>
+            <w:tcW w:type="dxa" w:w="7496"/>
+            <w:tcBorders>
+              <w:top w:val="single" w:color="BFBFBF" w:sz="4"/>
+              <w:left w:val="single" w:color="BFBFBF" w:sz="4"/>
+              <w:bottom w:val="single" w:color="BFBFBF" w:sz="4"/>
+              <w:right w:val="single" w:color="BFBFBF" w:sz="4"/>
+            </w:tcBorders>
+            <w:tcMar>
+              <w:top w:type="dxa" w:w="60"/>
+              <w:left w:type="dxa" w:w="100"/>
+              <w:bottom w:type="dxa" w:w="60"/>
+              <w:right w:type="dxa" w:w="100"/>
+            </w:tcMar>
+          </w:tcPr>
+          <w:p>
+            <w:r>
+              <w:rPr>
+                <w:sz w:val="20"/>
+                <w:szCs w:val="20"/>
+              </w:rPr>
+              <w:t xml:space="preserve">2026-10-04: section 3 now copies ESLint 10.10.0 from Tech stack version 2, which the owner approved. No other change.</w:t>
+            </w:r>
+          </w:p>
+        </w:tc>
+      </w:tr>
+      <w:tr>
+        <w:trPr>
+          <w:cantSplit/>
+          <w:tblHeader w:val="off"/>
+        </w:trPr>
+        <w:tc>
+          <w:tcPr>
+            <w:tcW w:type="dxa" w:w="1864"/>
             <w:tcBorders>
               <w:top w:val="single" w:color="BFBFBF" w:sz="4"/>
               <w:left w:val="single" w:color="BFBFBF" w:sz="4"/>
@@ -588,7 +646,7 @@
         </w:tc>
         <w:tc>
           <w:tcPr>
-            <w:tcW w:type="dxa" w:w="7528"/>
+            <w:tcW w:type="dxa" w:w="7496"/>
             <w:tcBorders>
               <w:top w:val="single" w:color="BFBFBF" w:sz="4"/>
               <w:left w:val="single" w:color="BFBFBF" w:sz="4"/>
@@ -636,7 +694,7 @@
         </w:trPr>
         <w:tc>
           <w:tcPr>
-            <w:tcW w:type="dxa" w:w="1832"/>
+            <w:tcW w:type="dxa" w:w="1864"/>
             <w:tcBorders>
               <w:top w:val="single" w:color="BFBFBF" w:sz="4"/>
               <w:left w:val="single" w:color="BFBFBF" w:sz="4"/>
@@ -662,7 +720,7 @@
         </w:tc>
         <w:tc>
           <w:tcPr>
-            <w:tcW w:type="dxa" w:w="7528"/>
+            <w:tcW w:type="dxa" w:w="7496"/>
             <w:tcBorders>
               <w:top w:val="single" w:color="BFBFBF" w:sz="4"/>
               <w:left w:val="single" w:color="BFBFBF" w:sz="4"/>
@@ -694,7 +752,7 @@
         </w:trPr>
         <w:tc>
           <w:tcPr>
-            <w:tcW w:type="dxa" w:w="1832"/>
+            <w:tcW w:type="dxa" w:w="1864"/>
             <w:tcBorders>
               <w:top w:val="single" w:color="BFBFBF" w:sz="4"/>
               <w:left w:val="single" w:color="BFBFBF" w:sz="4"/>
@@ -720,7 +778,7 @@
         </w:tc>
         <w:tc>
           <w:tcPr>
-            <w:tcW w:type="dxa" w:w="7528"/>
+            <w:tcW w:type="dxa" w:w="7496"/>
             <w:tcBorders>
               <w:top w:val="single" w:color="BFBFBF" w:sz="4"/>
               <w:left w:val="single" w:color="BFBFBF" w:sz="4"/>
@@ -752,7 +810,7 @@
         </w:trPr>
         <w:tc>
           <w:tcPr>
-            <w:tcW w:type="dxa" w:w="1832"/>
+            <w:tcW w:type="dxa" w:w="1864"/>
             <w:tcBorders>
               <w:top w:val="single" w:color="BFBFBF" w:sz="4"/>
               <w:left w:val="single" w:color="BFBFBF" w:sz="4"/>
@@ -778,7 +836,7 @@
         </w:tc>
         <w:tc>
           <w:tcPr>
-            <w:tcW w:type="dxa" w:w="7528"/>
+            <w:tcW w:type="dxa" w:w="7496"/>
             <w:tcBorders>
               <w:top w:val="single" w:color="BFBFBF" w:sz="4"/>
               <w:left w:val="single" w:color="BFBFBF" w:sz="4"/>
@@ -2108,7 +2166,7 @@
           <w:b/>
           <w:bCs/>
         </w:rPr>
-        <w:t xml:space="preserve">Tech stack version 1</w:t>
+        <w:t xml:space="preserve">Tech stack version 2</w:t>
       </w:r>
       <w:r>
         <w:t xml:space="preserve"> (</w:t>
@@ -2139,9 +2197,9 @@
         </w:tblBorders>
       </w:tblPr>
       <w:tblGrid>
-        <w:gridCol w:w="2566"/>
-        <w:gridCol w:w="4598"/>
-        <w:gridCol w:w="2196"/>
+        <w:gridCol w:w="2565"/>
+        <w:gridCol w:w="4596"/>
+        <w:gridCol w:w="2199"/>
       </w:tblGrid>
       <w:tr>
         <w:trPr>
@@ -2150,7 +2208,7 @@
         </w:trPr>
         <w:tc>
           <w:tcPr>
-            <w:tcW w:type="dxa" w:w="2566"/>
+            <w:tcW w:type="dxa" w:w="2565"/>
             <w:tcBorders>
               <w:top w:val="single" w:color="BFBFBF" w:sz="4"/>
               <w:left w:val="single" w:color="BFBFBF" w:sz="4"/>
@@ -2179,7 +2237,7 @@
         </w:tc>
         <w:tc>
           <w:tcPr>
-            <w:tcW w:type="dxa" w:w="4598"/>
+            <w:tcW w:type="dxa" w:w="4596"/>
             <w:tcBorders>
               <w:top w:val="single" w:color="BFBFBF" w:sz="4"/>
               <w:left w:val="single" w:color="BFBFBF" w:sz="4"/>
@@ -2208,7 +2266,7 @@
         </w:tc>
         <w:tc>
           <w:tcPr>
-            <w:tcW w:type="dxa" w:w="2196"/>
+            <w:tcW w:type="dxa" w:w="2199"/>
             <w:tcBorders>
               <w:top w:val="single" w:color="BFBFBF" w:sz="4"/>
               <w:left w:val="single" w:color="BFBFBF" w:sz="4"/>
@@ -2243,7 +2301,7 @@
         </w:trPr>
         <w:tc>
           <w:tcPr>
-            <w:tcW w:type="dxa" w:w="2566"/>
+            <w:tcW w:type="dxa" w:w="2565"/>
             <w:tcBorders>
               <w:top w:val="single" w:color="BFBFBF" w:sz="4"/>
               <w:left w:val="single" w:color="BFBFBF" w:sz="4"/>
@@ -2269,7 +2327,7 @@
         </w:tc>
         <w:tc>
           <w:tcPr>
-            <w:tcW w:type="dxa" w:w="4598"/>
+            <w:tcW w:type="dxa" w:w="4596"/>
             <w:tcBorders>
               <w:top w:val="single" w:color="BFBFBF" w:sz="4"/>
               <w:left w:val="single" w:color="BFBFBF" w:sz="4"/>
@@ -2295,7 +2353,7 @@
         </w:tc>
         <w:tc>
           <w:tcPr>
-            <w:tcW w:type="dxa" w:w="2196"/>
+            <w:tcW w:type="dxa" w:w="2199"/>
             <w:tcBorders>
               <w:top w:val="single" w:color="BFBFBF" w:sz="4"/>
               <w:left w:val="single" w:color="BFBFBF" w:sz="4"/>
@@ -2327,7 +2385,7 @@
         </w:trPr>
         <w:tc>
           <w:tcPr>
-            <w:tcW w:type="dxa" w:w="2566"/>
+            <w:tcW w:type="dxa" w:w="2565"/>
             <w:tcBorders>
               <w:top w:val="single" w:color="BFBFBF" w:sz="4"/>
               <w:left w:val="single" w:color="BFBFBF" w:sz="4"/>
@@ -2353,7 +2411,7 @@
         </w:tc>
         <w:tc>
           <w:tcPr>
-            <w:tcW w:type="dxa" w:w="4598"/>
+            <w:tcW w:type="dxa" w:w="4596"/>
             <w:tcBorders>
               <w:top w:val="single" w:color="BFBFBF" w:sz="4"/>
               <w:left w:val="single" w:color="BFBFBF" w:sz="4"/>
@@ -2379,7 +2437,7 @@
         </w:tc>
         <w:tc>
           <w:tcPr>
-            <w:tcW w:type="dxa" w:w="2196"/>
+            <w:tcW w:type="dxa" w:w="2199"/>
             <w:tcBorders>
               <w:top w:val="single" w:color="BFBFBF" w:sz="4"/>
               <w:left w:val="single" w:color="BFBFBF" w:sz="4"/>
@@ -2411,7 +2469,7 @@
         </w:trPr>
         <w:tc>
           <w:tcPr>
-            <w:tcW w:type="dxa" w:w="2566"/>
+            <w:tcW w:type="dxa" w:w="2565"/>
             <w:tcBorders>
               <w:top w:val="single" w:color="BFBFBF" w:sz="4"/>
               <w:left w:val="single" w:color="BFBFBF" w:sz="4"/>
@@ -2437,7 +2495,7 @@
         </w:tc>
         <w:tc>
           <w:tcPr>
-            <w:tcW w:type="dxa" w:w="4598"/>
+            <w:tcW w:type="dxa" w:w="4596"/>
             <w:tcBorders>
               <w:top w:val="single" w:color="BFBFBF" w:sz="4"/>
               <w:left w:val="single" w:color="BFBFBF" w:sz="4"/>
@@ -2463,7 +2521,7 @@
         </w:tc>
         <w:tc>
           <w:tcPr>
-            <w:tcW w:type="dxa" w:w="2196"/>
+            <w:tcW w:type="dxa" w:w="2199"/>
             <w:tcBorders>
               <w:top w:val="single" w:color="BFBFBF" w:sz="4"/>
               <w:left w:val="single" w:color="BFBFBF" w:sz="4"/>
@@ -2495,7 +2553,7 @@
         </w:trPr>
         <w:tc>
           <w:tcPr>
-            <w:tcW w:type="dxa" w:w="2566"/>
+            <w:tcW w:type="dxa" w:w="2565"/>
             <w:tcBorders>
               <w:top w:val="single" w:color="BFBFBF" w:sz="4"/>
               <w:left w:val="single" w:color="BFBFBF" w:sz="4"/>
@@ -2521,7 +2579,7 @@
         </w:tc>
         <w:tc>
           <w:tcPr>
-            <w:tcW w:type="dxa" w:w="4598"/>
+            <w:tcW w:type="dxa" w:w="4596"/>
             <w:tcBorders>
               <w:top w:val="single" w:color="BFBFBF" w:sz="4"/>
               <w:left w:val="single" w:color="BFBFBF" w:sz="4"/>
@@ -2547,7 +2605,7 @@
         </w:tc>
         <w:tc>
           <w:tcPr>
-            <w:tcW w:type="dxa" w:w="2196"/>
+            <w:tcW w:type="dxa" w:w="2199"/>
             <w:tcBorders>
               <w:top w:val="single" w:color="BFBFBF" w:sz="4"/>
               <w:left w:val="single" w:color="BFBFBF" w:sz="4"/>
@@ -2579,7 +2637,7 @@
         </w:trPr>
         <w:tc>
           <w:tcPr>
-            <w:tcW w:type="dxa" w:w="2566"/>
+            <w:tcW w:type="dxa" w:w="2565"/>
             <w:tcBorders>
               <w:top w:val="single" w:color="BFBFBF" w:sz="4"/>
               <w:left w:val="single" w:color="BFBFBF" w:sz="4"/>
@@ -2605,7 +2663,7 @@
         </w:tc>
         <w:tc>
           <w:tcPr>
-            <w:tcW w:type="dxa" w:w="4598"/>
+            <w:tcW w:type="dxa" w:w="4596"/>
             <w:tcBorders>
               <w:top w:val="single" w:color="BFBFBF" w:sz="4"/>
               <w:left w:val="single" w:color="BFBFBF" w:sz="4"/>
@@ -2631,7 +2689,7 @@
         </w:tc>
         <w:tc>
           <w:tcPr>
-            <w:tcW w:type="dxa" w:w="2196"/>
+            <w:tcW w:type="dxa" w:w="2199"/>
             <w:tcBorders>
               <w:top w:val="single" w:color="BFBFBF" w:sz="4"/>
               <w:left w:val="single" w:color="BFBFBF" w:sz="4"/>
@@ -2663,7 +2721,7 @@
         </w:trPr>
         <w:tc>
           <w:tcPr>
-            <w:tcW w:type="dxa" w:w="2566"/>
+            <w:tcW w:type="dxa" w:w="2565"/>
             <w:tcBorders>
               <w:top w:val="single" w:color="BFBFBF" w:sz="4"/>
               <w:left w:val="single" w:color="BFBFBF" w:sz="4"/>
@@ -2689,7 +2747,7 @@
         </w:tc>
         <w:tc>
           <w:tcPr>
-            <w:tcW w:type="dxa" w:w="4598"/>
+            <w:tcW w:type="dxa" w:w="4596"/>
             <w:tcBorders>
               <w:top w:val="single" w:color="BFBFBF" w:sz="4"/>
               <w:left w:val="single" w:color="BFBFBF" w:sz="4"/>
@@ -2715,7 +2773,7 @@
         </w:tc>
         <w:tc>
           <w:tcPr>
-            <w:tcW w:type="dxa" w:w="2196"/>
+            <w:tcW w:type="dxa" w:w="2199"/>
             <w:tcBorders>
               <w:top w:val="single" w:color="BFBFBF" w:sz="4"/>
               <w:left w:val="single" w:color="BFBFBF" w:sz="4"/>
@@ -2747,7 +2805,7 @@
         </w:trPr>
         <w:tc>
           <w:tcPr>
-            <w:tcW w:type="dxa" w:w="2566"/>
+            <w:tcW w:type="dxa" w:w="2565"/>
             <w:tcBorders>
               <w:top w:val="single" w:color="BFBFBF" w:sz="4"/>
               <w:left w:val="single" w:color="BFBFBF" w:sz="4"/>
@@ -2773,7 +2831,7 @@
         </w:tc>
         <w:tc>
           <w:tcPr>
-            <w:tcW w:type="dxa" w:w="4598"/>
+            <w:tcW w:type="dxa" w:w="4596"/>
             <w:tcBorders>
               <w:top w:val="single" w:color="BFBFBF" w:sz="4"/>
               <w:left w:val="single" w:color="BFBFBF" w:sz="4"/>
@@ -2799,7 +2857,7 @@
         </w:tc>
         <w:tc>
           <w:tcPr>
-            <w:tcW w:type="dxa" w:w="2196"/>
+            <w:tcW w:type="dxa" w:w="2199"/>
             <w:tcBorders>
               <w:top w:val="single" w:color="BFBFBF" w:sz="4"/>
               <w:left w:val="single" w:color="BFBFBF" w:sz="4"/>
@@ -2831,7 +2889,7 @@
         </w:trPr>
         <w:tc>
           <w:tcPr>
-            <w:tcW w:type="dxa" w:w="2566"/>
+            <w:tcW w:type="dxa" w:w="2565"/>
             <w:tcBorders>
               <w:top w:val="single" w:color="BFBFBF" w:sz="4"/>
               <w:left w:val="single" w:color="BFBFBF" w:sz="4"/>
@@ -2857,7 +2915,7 @@
         </w:tc>
         <w:tc>
           <w:tcPr>
-            <w:tcW w:type="dxa" w:w="4598"/>
+            <w:tcW w:type="dxa" w:w="4596"/>
             <w:tcBorders>
               <w:top w:val="single" w:color="BFBFBF" w:sz="4"/>
               <w:left w:val="single" w:color="BFBFBF" w:sz="4"/>
@@ -2883,7 +2941,7 @@
         </w:tc>
         <w:tc>
           <w:tcPr>
-            <w:tcW w:type="dxa" w:w="2196"/>
+            <w:tcW w:type="dxa" w:w="2199"/>
             <w:tcBorders>
               <w:top w:val="single" w:color="BFBFBF" w:sz="4"/>
               <w:left w:val="single" w:color="BFBFBF" w:sz="4"/>
@@ -2915,7 +2973,7 @@
         </w:trPr>
         <w:tc>
           <w:tcPr>
-            <w:tcW w:type="dxa" w:w="2566"/>
+            <w:tcW w:type="dxa" w:w="2565"/>
             <w:tcBorders>
               <w:top w:val="single" w:color="BFBFBF" w:sz="4"/>
               <w:left w:val="single" w:color="BFBFBF" w:sz="4"/>
@@ -2941,7 +2999,7 @@
         </w:tc>
         <w:tc>
           <w:tcPr>
-            <w:tcW w:type="dxa" w:w="4598"/>
+            <w:tcW w:type="dxa" w:w="4596"/>
             <w:tcBorders>
               <w:top w:val="single" w:color="BFBFBF" w:sz="4"/>
               <w:left w:val="single" w:color="BFBFBF" w:sz="4"/>
@@ -2967,7 +3025,7 @@
         </w:tc>
         <w:tc>
           <w:tcPr>
-            <w:tcW w:type="dxa" w:w="2196"/>
+            <w:tcW w:type="dxa" w:w="2199"/>
             <w:tcBorders>
               <w:top w:val="single" w:color="BFBFBF" w:sz="4"/>
               <w:left w:val="single" w:color="BFBFBF" w:sz="4"/>
@@ -2999,7 +3057,7 @@
         </w:trPr>
         <w:tc>
           <w:tcPr>
-            <w:tcW w:type="dxa" w:w="2566"/>
+            <w:tcW w:type="dxa" w:w="2565"/>
             <w:tcBorders>
               <w:top w:val="single" w:color="BFBFBF" w:sz="4"/>
               <w:left w:val="single" w:color="BFBFBF" w:sz="4"/>
@@ -3025,7 +3083,7 @@
         </w:tc>
         <w:tc>
           <w:tcPr>
-            <w:tcW w:type="dxa" w:w="4598"/>
+            <w:tcW w:type="dxa" w:w="4596"/>
             <w:tcBorders>
               <w:top w:val="single" w:color="BFBFBF" w:sz="4"/>
               <w:left w:val="single" w:color="BFBFBF" w:sz="4"/>
@@ -3051,7 +3109,7 @@
         </w:tc>
         <w:tc>
           <w:tcPr>
-            <w:tcW w:type="dxa" w:w="2196"/>
+            <w:tcW w:type="dxa" w:w="2199"/>
             <w:tcBorders>
               <w:top w:val="single" w:color="BFBFBF" w:sz="4"/>
               <w:left w:val="single" w:color="BFBFBF" w:sz="4"/>
@@ -3083,7 +3141,7 @@
         </w:trPr>
         <w:tc>
           <w:tcPr>
-            <w:tcW w:type="dxa" w:w="2566"/>
+            <w:tcW w:type="dxa" w:w="2565"/>
             <w:tcBorders>
               <w:top w:val="single" w:color="BFBFBF" w:sz="4"/>
               <w:left w:val="single" w:color="BFBFBF" w:sz="4"/>
@@ -3109,7 +3167,7 @@
         </w:tc>
         <w:tc>
           <w:tcPr>
-            <w:tcW w:type="dxa" w:w="4598"/>
+            <w:tcW w:type="dxa" w:w="4596"/>
             <w:tcBorders>
               <w:top w:val="single" w:color="BFBFBF" w:sz="4"/>
               <w:left w:val="single" w:color="BFBFBF" w:sz="4"/>
@@ -3135,7 +3193,7 @@
         </w:tc>
         <w:tc>
           <w:tcPr>
-            <w:tcW w:type="dxa" w:w="2196"/>
+            <w:tcW w:type="dxa" w:w="2199"/>
             <w:tcBorders>
               <w:top w:val="single" w:color="BFBFBF" w:sz="4"/>
               <w:left w:val="single" w:color="BFBFBF" w:sz="4"/>
@@ -3167,7 +3225,7 @@
         </w:trPr>
         <w:tc>
           <w:tcPr>
-            <w:tcW w:type="dxa" w:w="2566"/>
+            <w:tcW w:type="dxa" w:w="2565"/>
             <w:tcBorders>
               <w:top w:val="single" w:color="BFBFBF" w:sz="4"/>
               <w:left w:val="single" w:color="BFBFBF" w:sz="4"/>
@@ -3193,7 +3251,7 @@
         </w:tc>
         <w:tc>
           <w:tcPr>
-            <w:tcW w:type="dxa" w:w="4598"/>
+            <w:tcW w:type="dxa" w:w="4596"/>
             <w:tcBorders>
               <w:top w:val="single" w:color="BFBFBF" w:sz="4"/>
               <w:left w:val="single" w:color="BFBFBF" w:sz="4"/>
@@ -3219,7 +3277,7 @@
         </w:tc>
         <w:tc>
           <w:tcPr>
-            <w:tcW w:type="dxa" w:w="2196"/>
+            <w:tcW w:type="dxa" w:w="2199"/>
             <w:tcBorders>
               <w:top w:val="single" w:color="BFBFBF" w:sz="4"/>
               <w:left w:val="single" w:color="BFBFBF" w:sz="4"/>
@@ -3251,7 +3309,7 @@
         </w:trPr>
         <w:tc>
           <w:tcPr>
-            <w:tcW w:type="dxa" w:w="2566"/>
+            <w:tcW w:type="dxa" w:w="2565"/>
             <w:tcBorders>
               <w:top w:val="single" w:color="BFBFBF" w:sz="4"/>
               <w:left w:val="single" w:color="BFBFBF" w:sz="4"/>
@@ -3277,7 +3335,7 @@
         </w:tc>
         <w:tc>
           <w:tcPr>
-            <w:tcW w:type="dxa" w:w="4598"/>
+            <w:tcW w:type="dxa" w:w="4596"/>
             <w:tcBorders>
               <w:top w:val="single" w:color="BFBFBF" w:sz="4"/>
               <w:left w:val="single" w:color="BFBFBF" w:sz="4"/>
@@ -3303,7 +3361,7 @@
         </w:tc>
         <w:tc>
           <w:tcPr>
-            <w:tcW w:type="dxa" w:w="2196"/>
+            <w:tcW w:type="dxa" w:w="2199"/>
             <w:tcBorders>
               <w:top w:val="single" w:color="BFBFBF" w:sz="4"/>
               <w:left w:val="single" w:color="BFBFBF" w:sz="4"/>
@@ -3335,7 +3393,7 @@
         </w:trPr>
         <w:tc>
           <w:tcPr>
-            <w:tcW w:type="dxa" w:w="2566"/>
+            <w:tcW w:type="dxa" w:w="2565"/>
             <w:tcBorders>
               <w:top w:val="single" w:color="BFBFBF" w:sz="4"/>
               <w:left w:val="single" w:color="BFBFBF" w:sz="4"/>
@@ -3361,7 +3419,7 @@
         </w:tc>
         <w:tc>
           <w:tcPr>
-            <w:tcW w:type="dxa" w:w="4598"/>
+            <w:tcW w:type="dxa" w:w="4596"/>
             <w:tcBorders>
               <w:top w:val="single" w:color="BFBFBF" w:sz="4"/>
               <w:left w:val="single" w:color="BFBFBF" w:sz="4"/>
@@ -3396,7 +3454,7 @@
         </w:tc>
         <w:tc>
           <w:tcPr>
-            <w:tcW w:type="dxa" w:w="2196"/>
+            <w:tcW w:type="dxa" w:w="2199"/>
             <w:tcBorders>
               <w:top w:val="single" w:color="BFBFBF" w:sz="4"/>
               <w:left w:val="single" w:color="BFBFBF" w:sz="4"/>
@@ -3428,7 +3486,7 @@
         </w:trPr>
         <w:tc>
           <w:tcPr>
-            <w:tcW w:type="dxa" w:w="2566"/>
+            <w:tcW w:type="dxa" w:w="2565"/>
             <w:tcBorders>
               <w:top w:val="single" w:color="BFBFBF" w:sz="4"/>
               <w:left w:val="single" w:color="BFBFBF" w:sz="4"/>
@@ -3454,7 +3512,7 @@
         </w:tc>
         <w:tc>
           <w:tcPr>
-            <w:tcW w:type="dxa" w:w="4598"/>
+            <w:tcW w:type="dxa" w:w="4596"/>
             <w:tcBorders>
               <w:top w:val="single" w:color="BFBFBF" w:sz="4"/>
               <w:left w:val="single" w:color="BFBFBF" w:sz="4"/>
@@ -3480,7 +3538,7 @@
         </w:tc>
         <w:tc>
           <w:tcPr>
-            <w:tcW w:type="dxa" w:w="2196"/>
+            <w:tcW w:type="dxa" w:w="2199"/>
             <w:tcBorders>
               <w:top w:val="single" w:color="BFBFBF" w:sz="4"/>
               <w:left w:val="single" w:color="BFBFBF" w:sz="4"/>
@@ -3512,7 +3570,7 @@
         </w:trPr>
         <w:tc>
           <w:tcPr>
-            <w:tcW w:type="dxa" w:w="2566"/>
+            <w:tcW w:type="dxa" w:w="2565"/>
             <w:tcBorders>
               <w:top w:val="single" w:color="BFBFBF" w:sz="4"/>
               <w:left w:val="single" w:color="BFBFBF" w:sz="4"/>
@@ -3538,7 +3596,7 @@
         </w:tc>
         <w:tc>
           <w:tcPr>
-            <w:tcW w:type="dxa" w:w="4598"/>
+            <w:tcW w:type="dxa" w:w="4596"/>
             <w:tcBorders>
               <w:top w:val="single" w:color="BFBFBF" w:sz="4"/>
               <w:left w:val="single" w:color="BFBFBF" w:sz="4"/>
@@ -3564,7 +3622,7 @@
         </w:tc>
         <w:tc>
           <w:tcPr>
-            <w:tcW w:type="dxa" w:w="2196"/>
+            <w:tcW w:type="dxa" w:w="2199"/>
             <w:tcBorders>
               <w:top w:val="single" w:color="BFBFBF" w:sz="4"/>
               <w:left w:val="single" w:color="BFBFBF" w:sz="4"/>
@@ -3596,7 +3654,7 @@
         </w:trPr>
         <w:tc>
           <w:tcPr>
-            <w:tcW w:type="dxa" w:w="2566"/>
+            <w:tcW w:type="dxa" w:w="2565"/>
             <w:tcBorders>
               <w:top w:val="single" w:color="BFBFBF" w:sz="4"/>
               <w:left w:val="single" w:color="BFBFBF" w:sz="4"/>
@@ -3622,7 +3680,7 @@
         </w:tc>
         <w:tc>
           <w:tcPr>
-            <w:tcW w:type="dxa" w:w="4598"/>
+            <w:tcW w:type="dxa" w:w="4596"/>
             <w:tcBorders>
               <w:top w:val="single" w:color="BFBFBF" w:sz="4"/>
               <w:left w:val="single" w:color="BFBFBF" w:sz="4"/>
@@ -3648,39 +3706,39 @@
         </w:tc>
         <w:tc>
           <w:tcPr>
-            <w:tcW w:type="dxa" w:w="2196"/>
-            <w:tcBorders>
-              <w:top w:val="single" w:color="BFBFBF" w:sz="4"/>
-              <w:left w:val="single" w:color="BFBFBF" w:sz="4"/>
-              <w:bottom w:val="single" w:color="BFBFBF" w:sz="4"/>
-              <w:right w:val="single" w:color="BFBFBF" w:sz="4"/>
-            </w:tcBorders>
-            <w:tcMar>
-              <w:top w:type="dxa" w:w="60"/>
-              <w:left w:type="dxa" w:w="100"/>
-              <w:bottom w:type="dxa" w:w="60"/>
-              <w:right w:type="dxa" w:w="100"/>
-            </w:tcMar>
-          </w:tcPr>
-          <w:p>
-            <w:r>
-              <w:rPr>
-                <w:sz w:val="20"/>
-                <w:szCs w:val="20"/>
-              </w:rPr>
-              <w:t xml:space="preserve">9.39.5; 3.9.6</w:t>
-            </w:r>
-          </w:p>
-        </w:tc>
-      </w:tr>
-      <w:tr>
-        <w:trPr>
-          <w:cantSplit/>
-          <w:tblHeader w:val="off"/>
-        </w:trPr>
-        <w:tc>
-          <w:tcPr>
-            <w:tcW w:type="dxa" w:w="2566"/>
+            <w:tcW w:type="dxa" w:w="2199"/>
+            <w:tcBorders>
+              <w:top w:val="single" w:color="BFBFBF" w:sz="4"/>
+              <w:left w:val="single" w:color="BFBFBF" w:sz="4"/>
+              <w:bottom w:val="single" w:color="BFBFBF" w:sz="4"/>
+              <w:right w:val="single" w:color="BFBFBF" w:sz="4"/>
+            </w:tcBorders>
+            <w:tcMar>
+              <w:top w:type="dxa" w:w="60"/>
+              <w:left w:type="dxa" w:w="100"/>
+              <w:bottom w:type="dxa" w:w="60"/>
+              <w:right w:type="dxa" w:w="100"/>
+            </w:tcMar>
+          </w:tcPr>
+          <w:p>
+            <w:r>
+              <w:rPr>
+                <w:sz w:val="20"/>
+                <w:szCs w:val="20"/>
+              </w:rPr>
+              <w:t xml:space="preserve">10.10.0; 3.9.6</w:t>
+            </w:r>
+          </w:p>
+        </w:tc>
+      </w:tr>
+      <w:tr>
+        <w:trPr>
+          <w:cantSplit/>
+          <w:tblHeader w:val="off"/>
+        </w:trPr>
+        <w:tc>
+          <w:tcPr>
+            <w:tcW w:type="dxa" w:w="2565"/>
             <w:tcBorders>
               <w:top w:val="single" w:color="BFBFBF" w:sz="4"/>
               <w:left w:val="single" w:color="BFBFBF" w:sz="4"/>
@@ -3706,7 +3764,7 @@
         </w:tc>
         <w:tc>
           <w:tcPr>
-            <w:tcW w:type="dxa" w:w="4598"/>
+            <w:tcW w:type="dxa" w:w="4596"/>
             <w:tcBorders>
               <w:top w:val="single" w:color="BFBFBF" w:sz="4"/>
               <w:left w:val="single" w:color="BFBFBF" w:sz="4"/>
@@ -3732,7 +3790,7 @@
         </w:tc>
         <w:tc>
           <w:tcPr>
-            <w:tcW w:type="dxa" w:w="2196"/>
+            <w:tcW w:type="dxa" w:w="2199"/>
             <w:tcBorders>
               <w:top w:val="single" w:color="BFBFBF" w:sz="4"/>
               <w:left w:val="single" w:color="BFBFBF" w:sz="4"/>
@@ -3764,7 +3822,7 @@
         </w:trPr>
         <w:tc>
           <w:tcPr>
-            <w:tcW w:type="dxa" w:w="2566"/>
+            <w:tcW w:type="dxa" w:w="2565"/>
             <w:tcBorders>
               <w:top w:val="single" w:color="BFBFBF" w:sz="4"/>
               <w:left w:val="single" w:color="BFBFBF" w:sz="4"/>
@@ -3790,7 +3848,7 @@
         </w:tc>
         <w:tc>
           <w:tcPr>
-            <w:tcW w:type="dxa" w:w="4598"/>
+            <w:tcW w:type="dxa" w:w="4596"/>
             <w:tcBorders>
               <w:top w:val="single" w:color="BFBFBF" w:sz="4"/>
               <w:left w:val="single" w:color="BFBFBF" w:sz="4"/>
@@ -3816,7 +3874,7 @@
         </w:tc>
         <w:tc>
           <w:tcPr>
-            <w:tcW w:type="dxa" w:w="2196"/>
+            <w:tcW w:type="dxa" w:w="2199"/>
             <w:tcBorders>
               <w:top w:val="single" w:color="BFBFBF" w:sz="4"/>
               <w:left w:val="single" w:color="BFBFBF" w:sz="4"/>
@@ -3848,7 +3906,7 @@
         </w:trPr>
         <w:tc>
           <w:tcPr>
-            <w:tcW w:type="dxa" w:w="2566"/>
+            <w:tcW w:type="dxa" w:w="2565"/>
             <w:tcBorders>
               <w:top w:val="single" w:color="BFBFBF" w:sz="4"/>
               <w:left w:val="single" w:color="BFBFBF" w:sz="4"/>
@@ -3874,7 +3932,7 @@
         </w:tc>
         <w:tc>
           <w:tcPr>
-            <w:tcW w:type="dxa" w:w="4598"/>
+            <w:tcW w:type="dxa" w:w="4596"/>
             <w:tcBorders>
               <w:top w:val="single" w:color="BFBFBF" w:sz="4"/>
               <w:left w:val="single" w:color="BFBFBF" w:sz="4"/>
@@ -3900,7 +3958,7 @@
         </w:tc>
         <w:tc>
           <w:tcPr>
-            <w:tcW w:type="dxa" w:w="2196"/>
+            <w:tcW w:type="dxa" w:w="2199"/>
             <w:tcBorders>
               <w:top w:val="single" w:color="BFBFBF" w:sz="4"/>
               <w:left w:val="single" w:color="BFBFBF" w:sz="4"/>
@@ -3932,7 +3990,7 @@
         </w:trPr>
         <w:tc>
           <w:tcPr>
-            <w:tcW w:type="dxa" w:w="2566"/>
+            <w:tcW w:type="dxa" w:w="2565"/>
             <w:tcBorders>
               <w:top w:val="single" w:color="BFBFBF" w:sz="4"/>
               <w:left w:val="single" w:color="BFBFBF" w:sz="4"/>
@@ -3958,7 +4016,7 @@
         </w:tc>
         <w:tc>
           <w:tcPr>
-            <w:tcW w:type="dxa" w:w="4598"/>
+            <w:tcW w:type="dxa" w:w="4596"/>
             <w:tcBorders>
               <w:top w:val="single" w:color="BFBFBF" w:sz="4"/>
               <w:left w:val="single" w:color="BFBFBF" w:sz="4"/>
@@ -3984,7 +4042,7 @@
         </w:tc>
         <w:tc>
           <w:tcPr>
-            <w:tcW w:type="dxa" w:w="2196"/>
+            <w:tcW w:type="dxa" w:w="2199"/>
             <w:tcBorders>
               <w:top w:val="single" w:color="BFBFBF" w:sz="4"/>
               <w:left w:val="single" w:color="BFBFBF" w:sz="4"/>
@@ -4016,7 +4074,7 @@
         </w:trPr>
         <w:tc>
           <w:tcPr>
-            <w:tcW w:type="dxa" w:w="2566"/>
+            <w:tcW w:type="dxa" w:w="2565"/>
             <w:tcBorders>
               <w:top w:val="single" w:color="BFBFBF" w:sz="4"/>
               <w:left w:val="single" w:color="BFBFBF" w:sz="4"/>
@@ -4042,7 +4100,7 @@
         </w:tc>
         <w:tc>
           <w:tcPr>
-            <w:tcW w:type="dxa" w:w="4598"/>
+            <w:tcW w:type="dxa" w:w="4596"/>
             <w:tcBorders>
               <w:top w:val="single" w:color="BFBFBF" w:sz="4"/>
               <w:left w:val="single" w:color="BFBFBF" w:sz="4"/>
@@ -4068,7 +4126,7 @@
         </w:tc>
         <w:tc>
           <w:tcPr>
-            <w:tcW w:type="dxa" w:w="2196"/>
+            <w:tcW w:type="dxa" w:w="2199"/>
             <w:tcBorders>
               <w:top w:val="single" w:color="BFBFBF" w:sz="4"/>
               <w:left w:val="single" w:color="BFBFBF" w:sz="4"/>

--- a/docs/specs/phase-1-foundation.docx
+++ b/docs/specs/phase-1-foundation.docx
@@ -2181,7 +2181,19 @@
         <w:t xml:space="preserve">docs/tech-stack/2026-10-04-tech-stack.md</w:t>
       </w:r>
       <w:r>
-        <w:t xml:space="preserve">), which gives the reason for each choice. Its rule: the most stable, widely used option for each job, a major version about a year old or more, and no release younger than 30 days. The versions below are copied from it. The first work package (section 18, package 0) confirms they work together before other work starts.</w:t>
+        <w:t xml:space="preserve">), which gives the reason for each choice. Its rule: the most stable, widely used option for each job, a major version about a year old or more, and no release younger than 30 days. The versions below are copied from it. The first work package (section 18, package 0) confirms they work together before other work starts. Confirmed on Node 24.20.0 in milestone 1; see </w:t>
+      </w:r>
+      <w:r>
+        <w:rPr>
+          <w:rFonts w:ascii="Consolas" w:cs="Consolas" w:eastAsia="Consolas" w:hAnsi="Consolas"/>
+          <w:sz w:val="20"/>
+          <w:szCs w:val="20"/>
+          <w:shd w:fill="F0F0F0" w:val="clear"/>
+        </w:rPr>
+        <w:t xml:space="preserve">docs/progress.md</w:t>
+      </w:r>
+      <w:r>
+        <w:t xml:space="preserve">.</w:t>
       </w:r>
     </w:p>
     <w:tbl>
